--- a/Angular/6. Routing in Angular/Activity Questions.docx
+++ b/Angular/6. Routing in Angular/Activity Questions.docx
@@ -1,6 +1,6 @@
 
 <file path=word/document.xml><?xml version="1.0" encoding="utf-8"?>
-<w:document xmlns:wpc="http://schemas.microsoft.com/office/word/2010/wordprocessingCanvas" xmlns:cx="http://schemas.microsoft.com/office/drawing/2014/chartex" xmlns:cx1="http://schemas.microsoft.com/office/drawing/2015/9/8/chartex" xmlns:cx2="http://schemas.microsoft.com/office/drawing/2015/10/21/chartex" xmlns:cx3="http://schemas.microsoft.com/office/drawing/2016/5/9/chartex" xmlns:cx4="http://schemas.microsoft.com/office/drawing/2016/5/10/chartex" xmlns:cx5="http://schemas.microsoft.com/office/drawing/2016/5/11/chartex" xmlns:cx6="http://schemas.microsoft.com/office/drawing/2016/5/12/chartex" xmlns:cx7="http://schemas.microsoft.com/office/drawing/2016/5/13/chartex" xmlns:cx8="http://schemas.microsoft.com/office/drawing/2016/5/14/chartex" xmlns:mc="http://schemas.openxmlformats.org/markup-compatibility/2006" xmlns:aink="http://schemas.microsoft.com/office/drawing/2016/ink" xmlns:am3d="http://schemas.microsoft.com/office/drawing/2017/model3d" xmlns:o="urn:schemas-microsoft-com:office:office" xmlns:r="http://schemas.openxmlformats.org/officeDocument/2006/relationships" xmlns:m="http://schemas.openxmlformats.org/officeDocument/2006/math" xmlns:v="urn:schemas-microsoft-com:vml" xmlns:wp14="http://schemas.microsoft.com/office/word/2010/wordprocessingDrawing" xmlns:wp="http://schemas.openxmlformats.org/drawingml/2006/wordprocessingDrawing" xmlns:w10="urn:schemas-microsoft-com:office:word" xmlns:w="http://schemas.openxmlformats.org/wordprocessingml/2006/main" xmlns:w14="http://schemas.microsoft.com/office/word/2010/wordml" xmlns:w15="http://schemas.microsoft.com/office/word/2012/wordml" xmlns:w16cex="http://schemas.microsoft.com/office/word/2018/wordml/cex" xmlns:w16cid="http://schemas.microsoft.com/office/word/2016/wordml/cid" xmlns:w16="http://schemas.microsoft.com/office/word/2018/wordml" xmlns:w16sdtdh="http://schemas.microsoft.com/office/word/2020/wordml/sdtdatahash" xmlns:w16se="http://schemas.microsoft.com/office/word/2015/wordml/symex" xmlns:wpg="http://schemas.microsoft.com/office/word/2010/wordprocessingGroup" xmlns:wpi="http://schemas.microsoft.com/office/word/2010/wordprocessingInk" xmlns:wne="http://schemas.microsoft.com/office/word/2006/wordml" xmlns:wps="http://schemas.microsoft.com/office/word/2010/wordprocessingShape" mc:Ignorable="w14 w15 w16se w16cid w16 w16cex w16sdtdh wp14">
+<w:document xmlns:wpc="http://schemas.microsoft.com/office/word/2010/wordprocessingCanvas" xmlns:cx="http://schemas.microsoft.com/office/drawing/2014/chartex" xmlns:cx1="http://schemas.microsoft.com/office/drawing/2015/9/8/chartex" xmlns:cx2="http://schemas.microsoft.com/office/drawing/2015/10/21/chartex" xmlns:cx3="http://schemas.microsoft.com/office/drawing/2016/5/9/chartex" xmlns:cx4="http://schemas.microsoft.com/office/drawing/2016/5/10/chartex" xmlns:cx5="http://schemas.microsoft.com/office/drawing/2016/5/11/chartex" xmlns:cx6="http://schemas.microsoft.com/office/drawing/2016/5/12/chartex" xmlns:cx7="http://schemas.microsoft.com/office/drawing/2016/5/13/chartex" xmlns:cx8="http://schemas.microsoft.com/office/drawing/2016/5/14/chartex" xmlns:mc="http://schemas.openxmlformats.org/markup-compatibility/2006" xmlns:aink="http://schemas.microsoft.com/office/drawing/2016/ink" xmlns:am3d="http://schemas.microsoft.com/office/drawing/2017/model3d" xmlns:o="urn:schemas-microsoft-com:office:office" xmlns:oel="http://schemas.microsoft.com/office/2019/extlst" xmlns:r="http://schemas.openxmlformats.org/officeDocument/2006/relationships" xmlns:m="http://schemas.openxmlformats.org/officeDocument/2006/math" xmlns:v="urn:schemas-microsoft-com:vml" xmlns:wp14="http://schemas.microsoft.com/office/word/2010/wordprocessingDrawing" xmlns:wp="http://schemas.openxmlformats.org/drawingml/2006/wordprocessingDrawing" xmlns:w10="urn:schemas-microsoft-com:office:word" xmlns:w="http://schemas.openxmlformats.org/wordprocessingml/2006/main" xmlns:w14="http://schemas.microsoft.com/office/word/2010/wordml" xmlns:w15="http://schemas.microsoft.com/office/word/2012/wordml" xmlns:w16cex="http://schemas.microsoft.com/office/word/2018/wordml/cex" xmlns:w16cid="http://schemas.microsoft.com/office/word/2016/wordml/cid" xmlns:w16="http://schemas.microsoft.com/office/word/2018/wordml" xmlns:w16du="http://schemas.microsoft.com/office/word/2023/wordml/word16du" xmlns:w16sdtdh="http://schemas.microsoft.com/office/word/2020/wordml/sdtdatahash" xmlns:w16sdtfl="http://schemas.microsoft.com/office/word/2024/wordml/sdtformatlock" xmlns:w16se="http://schemas.microsoft.com/office/word/2015/wordml/symex" xmlns:wpg="http://schemas.microsoft.com/office/word/2010/wordprocessingGroup" xmlns:wpi="http://schemas.microsoft.com/office/word/2010/wordprocessingInk" xmlns:wne="http://schemas.microsoft.com/office/word/2006/wordml" xmlns:wps="http://schemas.microsoft.com/office/word/2010/wordprocessingShape" mc:Ignorable="w14 w15 w16se w16cid w16 w16cex w16sdtdh w16sdtfl w16du wp14">
   <w:body>
     <w:p>
       <w:pPr>
@@ -102,8 +102,13 @@
       <w:proofErr w:type="spellEnd"/>
       <w:proofErr w:type="gramEnd"/>
       <w:r>
-        <w:t xml:space="preserve"> } from '@angular/core';</w:t>
-      </w:r>
+        <w:t xml:space="preserve"> } from '@angular/core</w:t>
+      </w:r>
+      <w:proofErr w:type="gramStart"/>
+      <w:r>
+        <w:t>';</w:t>
+      </w:r>
+      <w:proofErr w:type="gramEnd"/>
     </w:p>
     <w:p>
       <w:pPr>
@@ -131,20 +136,28 @@
         </w:rPr>
         <w:t xml:space="preserve">, </w:t>
       </w:r>
-      <w:proofErr w:type="spellStart"/>
+      <w:proofErr w:type="gramStart"/>
       <w:r>
         <w:rPr>
           <w:color w:val="C45911" w:themeColor="accent2" w:themeShade="BF"/>
         </w:rPr>
-        <w:t>RouterModule</w:t>
-      </w:r>
-      <w:proofErr w:type="spellEnd"/>
+        <w:t>RouterModule }</w:t>
+      </w:r>
+      <w:proofErr w:type="gramEnd"/>
       <w:r>
         <w:rPr>
           <w:color w:val="C45911" w:themeColor="accent2" w:themeShade="BF"/>
         </w:rPr>
-        <w:t xml:space="preserve"> } from '@angular/router';</w:t>
-      </w:r>
+        <w:t xml:space="preserve"> from '@angular/router</w:t>
+      </w:r>
+      <w:proofErr w:type="gramStart"/>
+      <w:r>
+        <w:rPr>
+          <w:color w:val="C45911" w:themeColor="accent2" w:themeShade="BF"/>
+        </w:rPr>
+        <w:t>';</w:t>
+      </w:r>
+      <w:proofErr w:type="gramEnd"/>
     </w:p>
     <w:p>
       <w:r>
@@ -168,9 +181,11 @@
         <w:t>home.component</w:t>
       </w:r>
       <w:proofErr w:type="spellEnd"/>
+      <w:proofErr w:type="gramStart"/>
       <w:r>
         <w:t>';</w:t>
       </w:r>
+      <w:proofErr w:type="gramEnd"/>
     </w:p>
     <w:p>
       <w:r>
@@ -194,9 +209,11 @@
         <w:t>about.component</w:t>
       </w:r>
       <w:proofErr w:type="spellEnd"/>
+      <w:proofErr w:type="gramStart"/>
       <w:r>
         <w:t>';</w:t>
       </w:r>
+      <w:proofErr w:type="gramEnd"/>
     </w:p>
     <w:p/>
     <w:p>
@@ -228,6 +245,7 @@
         <w:t xml:space="preserve">: '', component: </w:t>
       </w:r>
       <w:proofErr w:type="spellStart"/>
+      <w:proofErr w:type="gramStart"/>
       <w:r>
         <w:rPr>
           <w:color w:val="C45911" w:themeColor="accent2" w:themeShade="BF"/>
@@ -239,19 +257,26 @@
         <w:rPr>
           <w:color w:val="C45911" w:themeColor="accent2" w:themeShade="BF"/>
         </w:rPr>
-        <w:t xml:space="preserve"> },</w:t>
-      </w:r>
-    </w:p>
-    <w:p>
-      <w:pPr>
+        <w:t xml:space="preserve"> }</w:t>
+      </w:r>
+      <w:proofErr w:type="gramEnd"/>
+      <w:r>
         <w:rPr>
           <w:color w:val="C45911" w:themeColor="accent2" w:themeShade="BF"/>
         </w:rPr>
-      </w:pPr>
-      <w:r>
+        <w:t>,</w:t>
+      </w:r>
+    </w:p>
+    <w:p>
+      <w:pPr>
         <w:rPr>
           <w:color w:val="C45911" w:themeColor="accent2" w:themeShade="BF"/>
         </w:rPr>
+      </w:pPr>
+      <w:r>
+        <w:rPr>
+          <w:color w:val="C45911" w:themeColor="accent2" w:themeShade="BF"/>
+        </w:rPr>
         <w:t xml:space="preserve">  </w:t>
       </w:r>
       <w:proofErr w:type="gramStart"/>
@@ -269,6 +294,7 @@
         <w:t xml:space="preserve">: 'about', component: </w:t>
       </w:r>
       <w:proofErr w:type="spellStart"/>
+      <w:proofErr w:type="gramStart"/>
       <w:r>
         <w:rPr>
           <w:color w:val="C45911" w:themeColor="accent2" w:themeShade="BF"/>
@@ -282,6 +308,7 @@
         </w:rPr>
         <w:t xml:space="preserve"> }</w:t>
       </w:r>
+      <w:proofErr w:type="gramEnd"/>
     </w:p>
     <w:p>
       <w:r>
@@ -317,15 +344,7 @@
     </w:p>
     <w:p>
       <w:r>
-        <w:t xml:space="preserve">  exports: [</w:t>
-      </w:r>
-      <w:proofErr w:type="spellStart"/>
-      <w:r>
-        <w:t>RouterModule</w:t>
-      </w:r>
-      <w:proofErr w:type="spellEnd"/>
-      <w:r>
-        <w:t>]</w:t>
+        <w:t xml:space="preserve">  exports: [RouterModule]</w:t>
       </w:r>
     </w:p>
     <w:p>
@@ -538,7 +557,15 @@
     </w:p>
     <w:p>
       <w:r>
-        <w:t xml:space="preserve"> &lt;p&gt;This is the about page of our Angular </w:t>
+        <w:t xml:space="preserve"> &lt;p&gt;This is </w:t>
+      </w:r>
+      <w:proofErr w:type="gramStart"/>
+      <w:r>
+        <w:t>the about</w:t>
+      </w:r>
+      <w:proofErr w:type="gramEnd"/>
+      <w:r>
+        <w:t xml:space="preserve"> page of our Angular </w:t>
       </w:r>
       <w:proofErr w:type="gramStart"/>
       <w:r>
@@ -1032,7 +1059,7 @@
 </file>
 
 <file path=word/numbering.xml><?xml version="1.0" encoding="utf-8"?>
-<w:numbering xmlns:wpc="http://schemas.microsoft.com/office/word/2010/wordprocessingCanvas" xmlns:cx="http://schemas.microsoft.com/office/drawing/2014/chartex" xmlns:cx1="http://schemas.microsoft.com/office/drawing/2015/9/8/chartex" xmlns:cx2="http://schemas.microsoft.com/office/drawing/2015/10/21/chartex" xmlns:cx3="http://schemas.microsoft.com/office/drawing/2016/5/9/chartex" xmlns:cx4="http://schemas.microsoft.com/office/drawing/2016/5/10/chartex" xmlns:cx5="http://schemas.microsoft.com/office/drawing/2016/5/11/chartex" xmlns:cx6="http://schemas.microsoft.com/office/drawing/2016/5/12/chartex" xmlns:cx7="http://schemas.microsoft.com/office/drawing/2016/5/13/chartex" xmlns:cx8="http://schemas.microsoft.com/office/drawing/2016/5/14/chartex" xmlns:mc="http://schemas.openxmlformats.org/markup-compatibility/2006" xmlns:aink="http://schemas.microsoft.com/office/drawing/2016/ink" xmlns:am3d="http://schemas.microsoft.com/office/drawing/2017/model3d" xmlns:o="urn:schemas-microsoft-com:office:office" xmlns:r="http://schemas.openxmlformats.org/officeDocument/2006/relationships" xmlns:m="http://schemas.openxmlformats.org/officeDocument/2006/math" xmlns:v="urn:schemas-microsoft-com:vml" xmlns:wp14="http://schemas.microsoft.com/office/word/2010/wordprocessingDrawing" xmlns:wp="http://schemas.openxmlformats.org/drawingml/2006/wordprocessingDrawing" xmlns:w10="urn:schemas-microsoft-com:office:word" xmlns:w="http://schemas.openxmlformats.org/wordprocessingml/2006/main" xmlns:w14="http://schemas.microsoft.com/office/word/2010/wordml" xmlns:w15="http://schemas.microsoft.com/office/word/2012/wordml" xmlns:w16cex="http://schemas.microsoft.com/office/word/2018/wordml/cex" xmlns:w16cid="http://schemas.microsoft.com/office/word/2016/wordml/cid" xmlns:w16="http://schemas.microsoft.com/office/word/2018/wordml" xmlns:w16sdtdh="http://schemas.microsoft.com/office/word/2020/wordml/sdtdatahash" xmlns:w16se="http://schemas.microsoft.com/office/word/2015/wordml/symex" xmlns:wpg="http://schemas.microsoft.com/office/word/2010/wordprocessingGroup" xmlns:wpi="http://schemas.microsoft.com/office/word/2010/wordprocessingInk" xmlns:wne="http://schemas.microsoft.com/office/word/2006/wordml" xmlns:wps="http://schemas.microsoft.com/office/word/2010/wordprocessingShape" mc:Ignorable="w14 w15 w16se w16cid w16 w16cex w16sdtdh wp14">
+<w:numbering xmlns:wpc="http://schemas.microsoft.com/office/word/2010/wordprocessingCanvas" xmlns:cx="http://schemas.microsoft.com/office/drawing/2014/chartex" xmlns:cx1="http://schemas.microsoft.com/office/drawing/2015/9/8/chartex" xmlns:cx2="http://schemas.microsoft.com/office/drawing/2015/10/21/chartex" xmlns:cx3="http://schemas.microsoft.com/office/drawing/2016/5/9/chartex" xmlns:cx4="http://schemas.microsoft.com/office/drawing/2016/5/10/chartex" xmlns:cx5="http://schemas.microsoft.com/office/drawing/2016/5/11/chartex" xmlns:cx6="http://schemas.microsoft.com/office/drawing/2016/5/12/chartex" xmlns:cx7="http://schemas.microsoft.com/office/drawing/2016/5/13/chartex" xmlns:cx8="http://schemas.microsoft.com/office/drawing/2016/5/14/chartex" xmlns:mc="http://schemas.openxmlformats.org/markup-compatibility/2006" xmlns:aink="http://schemas.microsoft.com/office/drawing/2016/ink" xmlns:am3d="http://schemas.microsoft.com/office/drawing/2017/model3d" xmlns:o="urn:schemas-microsoft-com:office:office" xmlns:oel="http://schemas.microsoft.com/office/2019/extlst" xmlns:r="http://schemas.openxmlformats.org/officeDocument/2006/relationships" xmlns:m="http://schemas.openxmlformats.org/officeDocument/2006/math" xmlns:v="urn:schemas-microsoft-com:vml" xmlns:wp14="http://schemas.microsoft.com/office/word/2010/wordprocessingDrawing" xmlns:wp="http://schemas.openxmlformats.org/drawingml/2006/wordprocessingDrawing" xmlns:w10="urn:schemas-microsoft-com:office:word" xmlns:w="http://schemas.openxmlformats.org/wordprocessingml/2006/main" xmlns:w14="http://schemas.microsoft.com/office/word/2010/wordml" xmlns:w15="http://schemas.microsoft.com/office/word/2012/wordml" xmlns:w16cex="http://schemas.microsoft.com/office/word/2018/wordml/cex" xmlns:w16cid="http://schemas.microsoft.com/office/word/2016/wordml/cid" xmlns:w16="http://schemas.microsoft.com/office/word/2018/wordml" xmlns:w16du="http://schemas.microsoft.com/office/word/2023/wordml/word16du" xmlns:w16sdtdh="http://schemas.microsoft.com/office/word/2020/wordml/sdtdatahash" xmlns:w16sdtfl="http://schemas.microsoft.com/office/word/2024/wordml/sdtformatlock" xmlns:w16se="http://schemas.microsoft.com/office/word/2015/wordml/symex" xmlns:wpg="http://schemas.microsoft.com/office/word/2010/wordprocessingGroup" xmlns:wpi="http://schemas.microsoft.com/office/word/2010/wordprocessingInk" xmlns:wne="http://schemas.microsoft.com/office/word/2006/wordml" xmlns:wps="http://schemas.microsoft.com/office/word/2010/wordprocessingShape" mc:Ignorable="w14 w15 w16se w16cid w16 w16cex w16sdtdh w16sdtfl w16du wp14">
   <w:abstractNum w:abstractNumId="0" w15:restartNumberingAfterBreak="0">
     <w:nsid w:val="062A1F51"/>
     <w:multiLevelType w:val="hybridMultilevel"/>
@@ -1836,32 +1863,32 @@
       </w:rPr>
     </w:lvl>
   </w:abstractNum>
-  <w:num w:numId="1">
+  <w:num w:numId="1" w16cid:durableId="1038357826">
     <w:abstractNumId w:val="4"/>
   </w:num>
-  <w:num w:numId="2">
+  <w:num w:numId="2" w16cid:durableId="1432621663">
     <w:abstractNumId w:val="5"/>
   </w:num>
-  <w:num w:numId="3">
+  <w:num w:numId="3" w16cid:durableId="335765258">
     <w:abstractNumId w:val="1"/>
   </w:num>
-  <w:num w:numId="4">
+  <w:num w:numId="4" w16cid:durableId="1430005629">
     <w:abstractNumId w:val="0"/>
   </w:num>
-  <w:num w:numId="5">
+  <w:num w:numId="5" w16cid:durableId="1235972494">
     <w:abstractNumId w:val="6"/>
   </w:num>
-  <w:num w:numId="6">
+  <w:num w:numId="6" w16cid:durableId="2008942051">
     <w:abstractNumId w:val="2"/>
   </w:num>
-  <w:num w:numId="7">
+  <w:num w:numId="7" w16cid:durableId="676226127">
     <w:abstractNumId w:val="3"/>
   </w:num>
 </w:numbering>
 </file>
 
 <file path=word/styles.xml><?xml version="1.0" encoding="utf-8"?>
-<w:styles xmlns:mc="http://schemas.openxmlformats.org/markup-compatibility/2006" xmlns:r="http://schemas.openxmlformats.org/officeDocument/2006/relationships" xmlns:w="http://schemas.openxmlformats.org/wordprocessingml/2006/main" xmlns:w14="http://schemas.microsoft.com/office/word/2010/wordml" xmlns:w15="http://schemas.microsoft.com/office/word/2012/wordml" xmlns:w16cex="http://schemas.microsoft.com/office/word/2018/wordml/cex" xmlns:w16cid="http://schemas.microsoft.com/office/word/2016/wordml/cid" xmlns:w16="http://schemas.microsoft.com/office/word/2018/wordml" xmlns:w16sdtdh="http://schemas.microsoft.com/office/word/2020/wordml/sdtdatahash" xmlns:w16se="http://schemas.microsoft.com/office/word/2015/wordml/symex" mc:Ignorable="w14 w15 w16se w16cid w16 w16cex w16sdtdh">
+<w:styles xmlns:mc="http://schemas.openxmlformats.org/markup-compatibility/2006" xmlns:r="http://schemas.openxmlformats.org/officeDocument/2006/relationships" xmlns:w="http://schemas.openxmlformats.org/wordprocessingml/2006/main" xmlns:w14="http://schemas.microsoft.com/office/word/2010/wordml" xmlns:w15="http://schemas.microsoft.com/office/word/2012/wordml" xmlns:w16cex="http://schemas.microsoft.com/office/word/2018/wordml/cex" xmlns:w16cid="http://schemas.microsoft.com/office/word/2016/wordml/cid" xmlns:w16="http://schemas.microsoft.com/office/word/2018/wordml" xmlns:w16du="http://schemas.microsoft.com/office/word/2023/wordml/word16du" xmlns:w16sdtdh="http://schemas.microsoft.com/office/word/2020/wordml/sdtdatahash" xmlns:w16sdtfl="http://schemas.microsoft.com/office/word/2024/wordml/sdtformatlock" xmlns:w16se="http://schemas.microsoft.com/office/word/2015/wordml/symex" mc:Ignorable="w14 w15 w16se w16cid w16 w16cex w16sdtdh w16sdtfl w16du">
   <w:docDefaults>
     <w:rPrDefault>
       <w:rPr>
@@ -2262,6 +2289,7 @@
   <w:style w:type="character" w:default="1" w:styleId="DefaultParagraphFont">
     <w:name w:val="Default Paragraph Font"/>
     <w:uiPriority w:val="1"/>
+    <w:semiHidden/>
     <w:unhideWhenUsed/>
   </w:style>
   <w:style w:type="table" w:default="1" w:styleId="TableNormal">
